--- a/epilot/besprechung/SK-001_Einspeiser_epilot_SAP.docx
+++ b/epilot/besprechung/SK-001_Einspeiser_epilot_SAP.docx
@@ -243,7 +243,7 @@
                 <w:sz w:val="19"/>
                 <w:szCs w:val="19"/>
               </w:rPr>
-              <w:t xml:space="preserve">Übergabe der Stammdaten für die EEG-Abrechnung an SAP</w:t>
+              <w:t xml:space="preserve">Übergabe der Stammdaten für die EEG-Abrechnung an SAP — Ablösung der bestehenden Strecke</w:t>
             </w:r>
           </w:p>
         </w:tc>
@@ -299,7 +299,7 @@
                 <w:sz w:val="19"/>
                 <w:szCs w:val="19"/>
               </w:rPr>
-              <w:t xml:space="preserve">Entwurf 0.5 · 07.09.2026</w:t>
+              <w:t xml:space="preserve">Entwurf 0.6 · 07.09.2026</w:t>
             </w:r>
           </w:p>
         </w:tc>
@@ -518,7 +518,7 @@
           <w:sz w:val="21"/>
           <w:szCs w:val="21"/>
         </w:rPr>
-        <w:t xml:space="preserve">Nach bestätigter Inbetriebsetzung einer Einspeiseanlage müssen in SAP die Stammdaten für die EEG-Abrechnung entstehen. SAP liest diese Daten heute aus einer CSV-Datei auf einem Netzlaufwerk. </w:t>
+        <w:t xml:space="preserve">Nach bestätigter Inbetriebsetzung einer Einspeiseanlage müssen in SAP die Stammdaten für die EEG-Abrechnung entstehen. SAP liest diese Daten aus einer CSV-Datei auf einem Netzlaufwerk. Diese Datei wird heute bereits </w:t>
       </w:r>
       <w:r>
         <w:rPr>
@@ -529,13 +529,8 @@
           <w:sz w:val="21"/>
           <w:szCs w:val="21"/>
         </w:rPr>
-        <w:t xml:space="preserve">Diese Datei wird gegenwärtig von Hand erzeugt.</w:t>
-      </w:r>
-    </w:p>
-    <w:p>
-      <w:pPr>
-        <w:spacing w:after="120" w:line="280"/>
-      </w:pPr>
+        <w:t xml:space="preserve">automatisiert erzeugt</w:t>
+      </w:r>
       <w:r>
         <w:rPr>
           <w:rFonts w:ascii="Arial" w:cs="Arial" w:eastAsia="Arial" w:hAnsi="Arial"/>
@@ -543,7 +538,21 @@
           <w:sz w:val="21"/>
           <w:szCs w:val="21"/>
         </w:rPr>
-        <w:t xml:space="preserve">Damit wird kein System abgelöst, sondern ein Handgriff automatisiert. Das Zielformat bleibt unverändert — aus Sicht von SAP ist die Umstellung unsichtbar. Das ist die risikoärmste Variante und macht die Abnahme zu einem Dateivergleich.</w:t>
+        <w:t xml:space="preserve"> — ebenso wie die entsprechende Datei für steuerbare Verbrauchseinrichtungen nach § 14a EnWG.</w:t>
+      </w:r>
+    </w:p>
+    <w:p>
+      <w:pPr>
+        <w:spacing w:after="120" w:line="280"/>
+      </w:pPr>
+      <w:r>
+        <w:rPr>
+          <w:rFonts w:ascii="Arial" w:cs="Arial" w:eastAsia="Arial" w:hAnsi="Arial"/>
+          <w:color w:val="1A1A1A"/>
+          <w:sz w:val="21"/>
+          <w:szCs w:val="21"/>
+        </w:rPr>
+        <w:t xml:space="preserve">Abgelöst wird damit eine produktiv laufende Schnittstelle. Neu ist nicht die Erzeugung, sondern das Quellsystem: Die Formularstrecke wandert vom Altportal nach epilot, und die dahinterliegende Dateierzeugung muss mitwandern. Das Zielformat bleibt unverändert — aus Sicht von SAP ist die Umstellung unsichtbar, und die Abnahme wird zu einem Dateivergleich.</w:t>
       </w:r>
     </w:p>
     <w:p>
@@ -626,7 +635,7 @@
           <w:sz w:val="21"/>
           <w:szCs w:val="21"/>
         </w:rPr>
-        <w:t xml:space="preserve">Das eigentliche Risiko ist nicht technisch. </w:t>
+        <w:t xml:space="preserve">Die bestehende Erzeugung ist die Spezifikation. </w:t>
       </w:r>
       <w:r>
         <w:rPr>
@@ -635,7 +644,7 @@
           <w:sz w:val="21"/>
           <w:szCs w:val="21"/>
         </w:rPr>
-        <w:t xml:space="preserve">Wer die Datei heute erzeugt, prüft dabei mit: Er entscheidet, welche Vorgänge reif sind, erkennt unplausible Angaben und weiß, wen er bei Sonderfällen fragt. Diese Prüfung ist nirgends dokumentiert und fällt mit der Automatisierung weg.</w:t>
+        <w:t xml:space="preserve">Feldmapping, Transformationsregeln, Wertelisten und Sonderfälle sind implementiert und laufen seit Jahren. Sie sind aus dem Bestand zu übernehmen — aus dem Quellcode und aus produktiven Dateien, nicht aus einer Beschreibung. Der Zugang zu diesem Code ist der wichtigste Einzelschritt des Vorhabens.</w:t>
       </w:r>
     </w:p>
     <w:p>
@@ -655,7 +664,32 @@
           <w:sz w:val="21"/>
           <w:szCs w:val="21"/>
         </w:rPr>
-        <w:t xml:space="preserve">Entscheidungsbedarf in dieser Runde: Werkzeugwahl (Abschnitt 4) und Freigabe des Vorgehens in zwei Stufen (Abschnitt 10).</w:t>
+        <w:t xml:space="preserve">Entscheidungsbedarf in dieser Runde: Werkzeugwahl (Abschnitt 4), Vorgehen im Parallelbetrieb (Abschnitt 10) und die Frage, ob § 14a und Einspeiser gemeinsam oder getrennt behandelt werden.</w:t>
+      </w:r>
+    </w:p>
+    <w:p>
+      <w:pPr>
+        <w:spacing w:after="120" w:line="280"/>
+      </w:pPr>
+      <w:r>
+        <w:rPr>
+          <w:rFonts w:ascii="Arial" w:cs="Arial" w:eastAsia="Arial" w:hAnsi="Arial"/>
+          <w:b/>
+          <w:bCs/>
+          <w:color w:val="1A1A1A"/>
+          <w:sz w:val="21"/>
+          <w:szCs w:val="21"/>
+        </w:rPr>
+        <w:t xml:space="preserve">Maßgeblich für den Termin ist der Abschalttermin des Altportals. </w:t>
+      </w:r>
+      <w:r>
+        <w:rPr>
+          <w:rFonts w:ascii="Arial" w:cs="Arial" w:eastAsia="Arial" w:hAnsi="Arial"/>
+          <w:color w:val="1A1A1A"/>
+          <w:sz w:val="21"/>
+          <w:szCs w:val="21"/>
+        </w:rPr>
+        <w:t xml:space="preserve">Das Vorhaben spart keine Arbeit ein — es hält eine produktive Strecke am Leben. Das ist keine Schwäche der Begründung, sondern ihr Kern.</w:t>
       </w:r>
     </w:p>
     <w:p>
@@ -1031,7 +1065,7 @@
                 <w:sz w:val="19"/>
                 <w:szCs w:val="19"/>
               </w:rPr>
-              <w:t xml:space="preserve">offen — hängt am Rücklauf der Erhebungsmappe</w:t>
+              <w:t xml:space="preserve">offen — hängt am Erzeugungscode und am Rücklauf der Erhebungsmappe</w:t>
             </w:r>
           </w:p>
         </w:tc>
@@ -1089,7 +1123,7 @@
                 <w:sz w:val="19"/>
                 <w:szCs w:val="19"/>
               </w:rPr>
-              <w:t xml:space="preserve">offen — hängen am Gespräch mit der Sachbearbeitung</w:t>
+              <w:t xml:space="preserve">offen — hängen am Zugang zum bestehenden Erzeugungscode</w:t>
             </w:r>
           </w:p>
         </w:tc>
@@ -1810,7 +1844,7 @@
           <w:sz w:val="21"/>
           <w:szCs w:val="21"/>
         </w:rPr>
-        <w:t xml:space="preserve">Nach der Inbetriebsetzung erzeugt eine Mitarbeiterin oder ein Mitarbeiter die CSV-Datei von Hand und legt sie auf dem Netzlaufwerk ab. SAP holt sie von dort ab und importiert sie.</w:t>
+        <w:t xml:space="preserve">Nach der Inbetriebsetzung erzeugt die bestehende Fachanwendung die CSV-Datei automatisch und legt sie auf dem Netzlaufwerk ab. SAP holt sie von dort ab und importiert sie. Dieselbe Konstruktion existiert für steuerbare Verbrauchseinrichtungen nach § 14a EnWG.</w:t>
       </w:r>
     </w:p>
     <w:p>
@@ -1824,7 +1858,7 @@
           <w:sz w:val="21"/>
           <w:szCs w:val="21"/>
         </w:rPr>
-        <w:t xml:space="preserve">Es existiert damit keine automatisierte Schnittstelle, die abgelöst würde. Es existiert eine Datei, die SAP nachweislich verarbeitet — und eine Person, die weiß, wie sie zustande kommt.</w:t>
+        <w:t xml:space="preserve">Neu ist also nicht die Automatisierung, sondern das Quellsystem: Die Formularstrecke wandert vom Altportal nach epilot. Die dahinterliegende Dateierzeugung muss mitwandern, sonst bricht die Strecke mit der Abschaltung des Altportals weg.</w:t>
       </w:r>
     </w:p>
     <w:p>
@@ -1841,7 +1875,7 @@
           <w:sz w:val="24"/>
           <w:szCs w:val="24"/>
         </w:rPr>
-        <w:t xml:space="preserve">2.3  Die zwei Quellen für das Konzept</w:t>
+        <w:t xml:space="preserve">2.3  Was aus dem Bestand zu erheben ist</w:t>
       </w:r>
     </w:p>
     <w:tbl>
@@ -1857,8 +1891,9 @@
         </w:tblBorders>
       </w:tblPr>
       <w:tblGrid>
-        <w:gridCol w:w="3000"/>
-        <w:gridCol w:w="6638"/>
+        <w:gridCol w:w="2400"/>
+        <w:gridCol w:w="5638"/>
+        <w:gridCol w:w="1600"/>
       </w:tblGrid>
       <w:tr>
         <w:trPr>
@@ -1866,7 +1901,7 @@
         </w:trPr>
         <w:tc>
           <w:tcPr>
-            <w:tcW w:type="dxa" w:w="3000"/>
+            <w:tcW w:type="dxa" w:w="2400"/>
             <w:shd w:fill="1F3B42" w:color="auto" w:val="clear"/>
             <w:tcMar>
               <w:top w:type="dxa" w:w="70"/>
@@ -1894,7 +1929,7 @@
         </w:tc>
         <w:tc>
           <w:tcPr>
-            <w:tcW w:type="dxa" w:w="6638"/>
+            <w:tcW w:type="dxa" w:w="5638"/>
             <w:shd w:fill="1F3B42" w:color="auto" w:val="clear"/>
             <w:tcMar>
               <w:top w:type="dxa" w:w="70"/>
@@ -1920,59 +1955,114 @@
             </w:r>
           </w:p>
         </w:tc>
+        <w:tc>
+          <w:tcPr>
+            <w:tcW w:type="dxa" w:w="1600"/>
+            <w:shd w:fill="1F3B42" w:color="auto" w:val="clear"/>
+            <w:tcMar>
+              <w:top w:type="dxa" w:w="70"/>
+              <w:left w:type="dxa" w:w="110"/>
+              <w:bottom w:type="dxa" w:w="70"/>
+              <w:right w:type="dxa" w:w="110"/>
+            </w:tcMar>
+          </w:tcPr>
+          <w:p>
+            <w:pPr>
+              <w:spacing w:after="0" w:line="260"/>
+            </w:pPr>
+            <w:r>
+              <w:rPr>
+                <w:rFonts w:ascii="Arial" w:cs="Arial" w:eastAsia="Arial" w:hAnsi="Arial"/>
+                <w:b/>
+                <w:bCs/>
+                <w:color w:val="FFFFFF"/>
+                <w:sz w:val="18"/>
+                <w:szCs w:val="18"/>
+              </w:rPr>
+              <w:t xml:space="preserve">Rang</w:t>
+            </w:r>
+          </w:p>
+        </w:tc>
       </w:tr>
       <w:tr>
         <w:tc>
           <w:tcPr>
-            <w:tcW w:type="dxa" w:w="3000"/>
-            <w:tcMar>
-              <w:top w:type="dxa" w:w="70"/>
-              <w:left w:type="dxa" w:w="110"/>
-              <w:bottom w:type="dxa" w:w="70"/>
-              <w:right w:type="dxa" w:w="110"/>
-            </w:tcMar>
-          </w:tcPr>
-          <w:p>
-            <w:pPr>
-              <w:spacing w:after="0" w:line="260"/>
-            </w:pPr>
-            <w:r>
-              <w:rPr>
-                <w:rFonts w:ascii="Arial" w:cs="Arial" w:eastAsia="Arial" w:hAnsi="Arial"/>
-                <w:b/>
-                <w:bCs/>
-                <w:color w:val="1A1A1A"/>
-                <w:sz w:val="19"/>
-                <w:szCs w:val="19"/>
-              </w:rPr>
-              <w:t xml:space="preserve">Eine produktive CSV-Datei</w:t>
-            </w:r>
-          </w:p>
-        </w:tc>
-        <w:tc>
-          <w:tcPr>
-            <w:tcW w:type="dxa" w:w="6638"/>
-            <w:tcMar>
-              <w:top w:type="dxa" w:w="70"/>
-              <w:left w:type="dxa" w:w="110"/>
-              <w:bottom w:type="dxa" w:w="70"/>
-              <w:right w:type="dxa" w:w="110"/>
-            </w:tcMar>
-          </w:tcPr>
-          <w:p>
-            <w:pPr>
-              <w:spacing w:after="0" w:line="260"/>
-            </w:pPr>
-            <w:r>
-              <w:rPr>
-                <w:rFonts w:ascii="Arial" w:cs="Arial" w:eastAsia="Arial" w:hAnsi="Arial"/>
-                <w:b w:val="false"/>
-                <w:bCs w:val="false"/>
-                <w:color w:val="1A1A1A"/>
-                <w:sz w:val="19"/>
-                <w:szCs w:val="19"/>
-              </w:rPr>
-              <w:t xml:space="preserve">Das exakte Zielformat. SAP verarbeitet sie — damit ist sie die verbindliche Spezifikation, unabhängig davon, was an anderer Stelle dokumentiert ist.</w:t>
+            <w:tcW w:type="dxa" w:w="2400"/>
+            <w:tcMar>
+              <w:top w:type="dxa" w:w="70"/>
+              <w:left w:type="dxa" w:w="110"/>
+              <w:bottom w:type="dxa" w:w="70"/>
+              <w:right w:type="dxa" w:w="110"/>
+            </w:tcMar>
+          </w:tcPr>
+          <w:p>
+            <w:pPr>
+              <w:spacing w:after="0" w:line="260"/>
+            </w:pPr>
+            <w:r>
+              <w:rPr>
+                <w:rFonts w:ascii="Arial" w:cs="Arial" w:eastAsia="Arial" w:hAnsi="Arial"/>
+                <w:b/>
+                <w:bCs/>
+                <w:color w:val="1A1A1A"/>
+                <w:sz w:val="19"/>
+                <w:szCs w:val="19"/>
+              </w:rPr>
+              <w:t xml:space="preserve">Der Erzeugungscode</w:t>
+            </w:r>
+          </w:p>
+        </w:tc>
+        <w:tc>
+          <w:tcPr>
+            <w:tcW w:type="dxa" w:w="5638"/>
+            <w:tcMar>
+              <w:top w:type="dxa" w:w="70"/>
+              <w:left w:type="dxa" w:w="110"/>
+              <w:bottom w:type="dxa" w:w="70"/>
+              <w:right w:type="dxa" w:w="110"/>
+            </w:tcMar>
+          </w:tcPr>
+          <w:p>
+            <w:pPr>
+              <w:spacing w:after="0" w:line="260"/>
+            </w:pPr>
+            <w:r>
+              <w:rPr>
+                <w:rFonts w:ascii="Arial" w:cs="Arial" w:eastAsia="Arial" w:hAnsi="Arial"/>
+                <w:b w:val="false"/>
+                <w:bCs w:val="false"/>
+                <w:color w:val="1A1A1A"/>
+                <w:sz w:val="19"/>
+                <w:szCs w:val="19"/>
+              </w:rPr>
+              <w:t xml:space="preserve">Das vollständige Feldmapping einschließlich aller Sonderfälle, die über die Jahre eingebaut wurden.</w:t>
+            </w:r>
+          </w:p>
+        </w:tc>
+        <w:tc>
+          <w:tcPr>
+            <w:tcW w:type="dxa" w:w="1600"/>
+            <w:tcMar>
+              <w:top w:type="dxa" w:w="70"/>
+              <w:left w:type="dxa" w:w="110"/>
+              <w:bottom w:type="dxa" w:w="70"/>
+              <w:right w:type="dxa" w:w="110"/>
+            </w:tcMar>
+          </w:tcPr>
+          <w:p>
+            <w:pPr>
+              <w:spacing w:after="0" w:line="260"/>
+            </w:pPr>
+            <w:r>
+              <w:rPr>
+                <w:rFonts w:ascii="Arial" w:cs="Arial" w:eastAsia="Arial" w:hAnsi="Arial"/>
+                <w:b w:val="false"/>
+                <w:bCs w:val="false"/>
+                <w:color w:val="1A1A1A"/>
+                <w:sz w:val="19"/>
+                <w:szCs w:val="19"/>
+              </w:rPr>
+              <w:t xml:space="preserve">höchster</w:t>
             </w:r>
           </w:p>
         </w:tc>
@@ -1980,7 +2070,7 @@
       <w:tr>
         <w:tc>
           <w:tcPr>
-            <w:tcW w:type="dxa" w:w="3000"/>
+            <w:tcW w:type="dxa" w:w="2400"/>
             <w:shd w:fill="F2F5F6" w:color="auto" w:val="clear"/>
             <w:tcMar>
               <w:top w:type="dxa" w:w="70"/>
@@ -2002,13 +2092,13 @@
                 <w:sz w:val="19"/>
                 <w:szCs w:val="19"/>
               </w:rPr>
-              <w:t xml:space="preserve">Die Person, die sie erzeugt</w:t>
-            </w:r>
-          </w:p>
-        </w:tc>
-        <w:tc>
-          <w:tcPr>
-            <w:tcW w:type="dxa" w:w="6638"/>
+              <w:t xml:space="preserve">Produktive Dateien</w:t>
+            </w:r>
+          </w:p>
+        </w:tc>
+        <w:tc>
+          <w:tcPr>
+            <w:tcW w:type="dxa" w:w="5638"/>
             <w:shd w:fill="F2F5F6" w:color="auto" w:val="clear"/>
             <w:tcMar>
               <w:top w:type="dxa" w:w="70"/>
@@ -2030,7 +2120,204 @@
                 <w:sz w:val="19"/>
                 <w:szCs w:val="19"/>
               </w:rPr>
-              <w:t xml:space="preserve">Alles Übrige: Auswahl der Vorgänge, Prüfungen, Sonderfälle, Takt, Verhalten bei Fehlern. Die deutlich wichtigere Quelle.</w:t>
+              <w:t xml:space="preserve">Welche Felder tatsächlich befüllt sind und welche Werte wirklich vorkommen. Gleichzeitig der Referenzsatz für die Abnahme.</w:t>
+            </w:r>
+          </w:p>
+        </w:tc>
+        <w:tc>
+          <w:tcPr>
+            <w:tcW w:type="dxa" w:w="1600"/>
+            <w:shd w:fill="F2F5F6" w:color="auto" w:val="clear"/>
+            <w:tcMar>
+              <w:top w:type="dxa" w:w="70"/>
+              <w:left w:type="dxa" w:w="110"/>
+              <w:bottom w:type="dxa" w:w="70"/>
+              <w:right w:type="dxa" w:w="110"/>
+            </w:tcMar>
+          </w:tcPr>
+          <w:p>
+            <w:pPr>
+              <w:spacing w:after="0" w:line="260"/>
+            </w:pPr>
+            <w:r>
+              <w:rPr>
+                <w:rFonts w:ascii="Arial" w:cs="Arial" w:eastAsia="Arial" w:hAnsi="Arial"/>
+                <w:b w:val="false"/>
+                <w:bCs w:val="false"/>
+                <w:color w:val="1A1A1A"/>
+                <w:sz w:val="19"/>
+                <w:szCs w:val="19"/>
+              </w:rPr>
+              <w:t xml:space="preserve">hoch</w:t>
+            </w:r>
+          </w:p>
+        </w:tc>
+      </w:tr>
+      <w:tr>
+        <w:tc>
+          <w:tcPr>
+            <w:tcW w:type="dxa" w:w="2400"/>
+            <w:tcMar>
+              <w:top w:type="dxa" w:w="70"/>
+              <w:left w:type="dxa" w:w="110"/>
+              <w:bottom w:type="dxa" w:w="70"/>
+              <w:right w:type="dxa" w:w="110"/>
+            </w:tcMar>
+          </w:tcPr>
+          <w:p>
+            <w:pPr>
+              <w:spacing w:after="0" w:line="260"/>
+            </w:pPr>
+            <w:r>
+              <w:rPr>
+                <w:rFonts w:ascii="Arial" w:cs="Arial" w:eastAsia="Arial" w:hAnsi="Arial"/>
+                <w:b/>
+                <w:bCs/>
+                <w:color w:val="1A1A1A"/>
+                <w:sz w:val="19"/>
+                <w:szCs w:val="19"/>
+              </w:rPr>
+              <w:t xml:space="preserve">Betriebserfahrung</w:t>
+            </w:r>
+          </w:p>
+        </w:tc>
+        <w:tc>
+          <w:tcPr>
+            <w:tcW w:type="dxa" w:w="5638"/>
+            <w:tcMar>
+              <w:top w:type="dxa" w:w="70"/>
+              <w:left w:type="dxa" w:w="110"/>
+              <w:bottom w:type="dxa" w:w="70"/>
+              <w:right w:type="dxa" w:w="110"/>
+            </w:tcMar>
+          </w:tcPr>
+          <w:p>
+            <w:pPr>
+              <w:spacing w:after="0" w:line="260"/>
+            </w:pPr>
+            <w:r>
+              <w:rPr>
+                <w:rFonts w:ascii="Arial" w:cs="Arial" w:eastAsia="Arial" w:hAnsi="Arial"/>
+                <w:b w:val="false"/>
+                <w:bCs w:val="false"/>
+                <w:color w:val="1A1A1A"/>
+                <w:sz w:val="19"/>
+                <w:szCs w:val="19"/>
+              </w:rPr>
+              <w:t xml:space="preserve">Welche Fälle regelmäßig hängenbleiben und wie ein fehlgeschlagener Import bemerkt wird — das steht nicht im Code.</w:t>
+            </w:r>
+          </w:p>
+        </w:tc>
+        <w:tc>
+          <w:tcPr>
+            <w:tcW w:type="dxa" w:w="1600"/>
+            <w:tcMar>
+              <w:top w:type="dxa" w:w="70"/>
+              <w:left w:type="dxa" w:w="110"/>
+              <w:bottom w:type="dxa" w:w="70"/>
+              <w:right w:type="dxa" w:w="110"/>
+            </w:tcMar>
+          </w:tcPr>
+          <w:p>
+            <w:pPr>
+              <w:spacing w:after="0" w:line="260"/>
+            </w:pPr>
+            <w:r>
+              <w:rPr>
+                <w:rFonts w:ascii="Arial" w:cs="Arial" w:eastAsia="Arial" w:hAnsi="Arial"/>
+                <w:b w:val="false"/>
+                <w:bCs w:val="false"/>
+                <w:color w:val="1A1A1A"/>
+                <w:sz w:val="19"/>
+                <w:szCs w:val="19"/>
+              </w:rPr>
+              <w:t xml:space="preserve">ergänzend</w:t>
+            </w:r>
+          </w:p>
+        </w:tc>
+      </w:tr>
+      <w:tr>
+        <w:tc>
+          <w:tcPr>
+            <w:tcW w:type="dxa" w:w="2400"/>
+            <w:shd w:fill="F2F5F6" w:color="auto" w:val="clear"/>
+            <w:tcMar>
+              <w:top w:type="dxa" w:w="70"/>
+              <w:left w:type="dxa" w:w="110"/>
+              <w:bottom w:type="dxa" w:w="70"/>
+              <w:right w:type="dxa" w:w="110"/>
+            </w:tcMar>
+          </w:tcPr>
+          <w:p>
+            <w:pPr>
+              <w:spacing w:after="0" w:line="260"/>
+            </w:pPr>
+            <w:r>
+              <w:rPr>
+                <w:rFonts w:ascii="Arial" w:cs="Arial" w:eastAsia="Arial" w:hAnsi="Arial"/>
+                <w:b/>
+                <w:bCs/>
+                <w:color w:val="1A1A1A"/>
+                <w:sz w:val="19"/>
+                <w:szCs w:val="19"/>
+              </w:rPr>
+              <w:t xml:space="preserve">Gewollte Änderungen</w:t>
+            </w:r>
+          </w:p>
+        </w:tc>
+        <w:tc>
+          <w:tcPr>
+            <w:tcW w:type="dxa" w:w="5638"/>
+            <w:shd w:fill="F2F5F6" w:color="auto" w:val="clear"/>
+            <w:tcMar>
+              <w:top w:type="dxa" w:w="70"/>
+              <w:left w:type="dxa" w:w="110"/>
+              <w:bottom w:type="dxa" w:w="70"/>
+              <w:right w:type="dxa" w:w="110"/>
+            </w:tcMar>
+          </w:tcPr>
+          <w:p>
+            <w:pPr>
+              <w:spacing w:after="0" w:line="260"/>
+            </w:pPr>
+            <w:r>
+              <w:rPr>
+                <w:rFonts w:ascii="Arial" w:cs="Arial" w:eastAsia="Arial" w:hAnsi="Arial"/>
+                <w:b w:val="false"/>
+                <w:bCs w:val="false"/>
+                <w:color w:val="1A1A1A"/>
+                <w:sz w:val="19"/>
+                <w:szCs w:val="19"/>
+              </w:rPr>
+              <w:t xml:space="preserve">Was an der heutigen Strecke stört. Getrennt zu behandeln: erst gleichwertig ablösen, verbessern danach.</w:t>
+            </w:r>
+          </w:p>
+        </w:tc>
+        <w:tc>
+          <w:tcPr>
+            <w:tcW w:type="dxa" w:w="1600"/>
+            <w:shd w:fill="F2F5F6" w:color="auto" w:val="clear"/>
+            <w:tcMar>
+              <w:top w:type="dxa" w:w="70"/>
+              <w:left w:type="dxa" w:w="110"/>
+              <w:bottom w:type="dxa" w:w="70"/>
+              <w:right w:type="dxa" w:w="110"/>
+            </w:tcMar>
+          </w:tcPr>
+          <w:p>
+            <w:pPr>
+              <w:spacing w:after="0" w:line="260"/>
+            </w:pPr>
+            <w:r>
+              <w:rPr>
+                <w:rFonts w:ascii="Arial" w:cs="Arial" w:eastAsia="Arial" w:hAnsi="Arial"/>
+                <w:b w:val="false"/>
+                <w:bCs w:val="false"/>
+                <w:color w:val="1A1A1A"/>
+                <w:sz w:val="19"/>
+                <w:szCs w:val="19"/>
+              </w:rPr>
+              <w:t xml:space="preserve">nachgelagert</w:t>
             </w:r>
           </w:p>
         </w:tc>
@@ -2053,7 +2340,52 @@
           <w:sz w:val="21"/>
           <w:szCs w:val="21"/>
         </w:rPr>
-        <w:t xml:space="preserve">Der erste Arbeitsschritt ist kein technischer, sondern ein Gespräch von einer Stunde.</w:t>
+        <w:t xml:space="preserve">Der Zugang zum bestehenden Erzeugungscode ist der wichtigste Einzelschritt. Bei gewachsenen Schnittstellen weicht die Dokumentation regelmäßig vom implementierten Stand ab — der Code und die produktiven Dateien sind die Wahrheit.</w:t>
+      </w:r>
+    </w:p>
+    <w:p>
+      <w:pPr>
+        <w:pStyle w:val="Heading2"/>
+        <w:spacing w:after="140" w:before="280"/>
+      </w:pPr>
+      <w:r>
+        <w:rPr>
+          <w:rFonts w:ascii="Arial" w:cs="Arial" w:eastAsia="Arial" w:hAnsi="Arial"/>
+          <w:b/>
+          <w:bCs/>
+          <w:color w:val="1A1A1A"/>
+          <w:sz w:val="24"/>
+          <w:szCs w:val="24"/>
+        </w:rPr>
+        <w:t xml:space="preserve">2.4  Verhältnis zur § 14a-Strecke</w:t>
+      </w:r>
+    </w:p>
+    <w:p>
+      <w:pPr>
+        <w:spacing w:after="120" w:line="280"/>
+      </w:pPr>
+      <w:r>
+        <w:rPr>
+          <w:rFonts w:ascii="Arial" w:cs="Arial" w:eastAsia="Arial" w:hAnsi="Arial"/>
+          <w:color w:val="1A1A1A"/>
+          <w:sz w:val="21"/>
+          <w:szCs w:val="21"/>
+        </w:rPr>
+        <w:t xml:space="preserve">Beide Strecken erzeugen eine CSV für SAP, beide hängen an einer Formularstrecke, die nach epilot wandert. Ob dasselbe Dateiformat, derselbe Erzeugungsmechanismus und derselbe Zielprozess in SAP dahinterstehen, ist offen und vorrangig zu klären.</w:t>
+      </w:r>
+    </w:p>
+    <w:p>
+      <w:pPr>
+        <w:spacing w:after="120" w:line="280"/>
+      </w:pPr>
+      <w:r>
+        <w:rPr>
+          <w:rFonts w:ascii="Arial" w:cs="Arial" w:eastAsia="Arial" w:hAnsi="Arial"/>
+          <w:color w:val="1A1A1A"/>
+          <w:sz w:val="21"/>
+          <w:szCs w:val="21"/>
+        </w:rPr>
+        <w:t xml:space="preserve">Für die technische Umsetzung ist die Antwort weniger kritisch: Der Export-Lauf ist konfigurationsgetrieben gebaut. Zwei Formate bedeuten zwei Konfigurationen, nicht zwei Programme. Für Planung und Reihenfolge ist die Antwort dagegen entscheidend.</w:t>
       </w:r>
     </w:p>
     <w:p>
@@ -2619,6 +2951,92 @@
           </w:p>
         </w:tc>
       </w:tr>
+      <w:tr>
+        <w:tc>
+          <w:tcPr>
+            <w:tcW w:type="dxa" w:w="2000"/>
+            <w:shd w:fill="F2F5F6" w:color="auto" w:val="clear"/>
+            <w:tcMar>
+              <w:top w:type="dxa" w:w="70"/>
+              <w:left w:type="dxa" w:w="110"/>
+              <w:bottom w:type="dxa" w:w="70"/>
+              <w:right w:type="dxa" w:w="110"/>
+            </w:tcMar>
+          </w:tcPr>
+          <w:p>
+            <w:pPr>
+              <w:spacing w:after="0" w:line="260"/>
+            </w:pPr>
+            <w:r>
+              <w:rPr>
+                <w:rFonts w:ascii="Arial" w:cs="Arial" w:eastAsia="Arial" w:hAnsi="Arial"/>
+                <w:b/>
+                <w:bCs/>
+                <w:color w:val="1A1A1A"/>
+                <w:sz w:val="19"/>
+                <w:szCs w:val="19"/>
+              </w:rPr>
+              <w:t xml:space="preserve">Vorgehen</w:t>
+            </w:r>
+          </w:p>
+        </w:tc>
+        <w:tc>
+          <w:tcPr>
+            <w:tcW w:type="dxa" w:w="3200"/>
+            <w:shd w:fill="F2F5F6" w:color="auto" w:val="clear"/>
+            <w:tcMar>
+              <w:top w:type="dxa" w:w="70"/>
+              <w:left w:type="dxa" w:w="110"/>
+              <w:bottom w:type="dxa" w:w="70"/>
+              <w:right w:type="dxa" w:w="110"/>
+            </w:tcMar>
+          </w:tcPr>
+          <w:p>
+            <w:pPr>
+              <w:spacing w:after="0" w:line="260"/>
+            </w:pPr>
+            <w:r>
+              <w:rPr>
+                <w:rFonts w:ascii="Arial" w:cs="Arial" w:eastAsia="Arial" w:hAnsi="Arial"/>
+                <w:b w:val="false"/>
+                <w:bCs w:val="false"/>
+                <w:color w:val="1A1A1A"/>
+                <w:sz w:val="19"/>
+                <w:szCs w:val="19"/>
+              </w:rPr>
+              <w:t xml:space="preserve">gleichwertig ablösen, Verbesserungen danach</w:t>
+            </w:r>
+          </w:p>
+        </w:tc>
+        <w:tc>
+          <w:tcPr>
+            <w:tcW w:type="dxa" w:w="4438"/>
+            <w:shd w:fill="F2F5F6" w:color="auto" w:val="clear"/>
+            <w:tcMar>
+              <w:top w:type="dxa" w:w="70"/>
+              <w:left w:type="dxa" w:w="110"/>
+              <w:bottom w:type="dxa" w:w="70"/>
+              <w:right w:type="dxa" w:w="110"/>
+            </w:tcMar>
+          </w:tcPr>
+          <w:p>
+            <w:pPr>
+              <w:spacing w:after="0" w:line="260"/>
+            </w:pPr>
+            <w:r>
+              <w:rPr>
+                <w:rFonts w:ascii="Arial" w:cs="Arial" w:eastAsia="Arial" w:hAnsi="Arial"/>
+                <w:b w:val="false"/>
+                <w:bCs w:val="false"/>
+                <w:color w:val="1A1A1A"/>
+                <w:sz w:val="19"/>
+                <w:szCs w:val="19"/>
+              </w:rPr>
+              <w:t xml:space="preserve">eine Ablösung, die gleichzeitig alles besser macht, wird nicht fertig</w:t>
+            </w:r>
+          </w:p>
+        </w:tc>
+      </w:tr>
     </w:tbl>
     <w:p>
       <w:r>
@@ -5516,7 +5934,7 @@
           <w:sz w:val="30"/>
           <w:szCs w:val="30"/>
         </w:rPr>
-        <w:t xml:space="preserve">7  Prüfungen — Ersatz der heutigen Handkontrolle</w:t>
+        <w:t xml:space="preserve">7  Prüfungen aus dem Bestand übernehmen</w:t>
       </w:r>
     </w:p>
     <w:p>
@@ -5530,7 +5948,7 @@
           <w:sz w:val="21"/>
           <w:szCs w:val="21"/>
         </w:rPr>
-        <w:t xml:space="preserve">Solange die Datei von Hand erzeugt wird, ist die Fehlerkontrolle implizit: Wer die Datei baut, bemerkt dabei, wenn etwas nicht stimmt. Diese Kontrolle entfällt mit der Automatisierung und muss ersetzt werden — durch Regeln im Lauf für alles Prüfbare und durch eine Klärliste für alles, was ein Mensch entscheiden muss.</w:t>
+        <w:t xml:space="preserve">Welche Vorgänge die bestehende Erzeugung zurückhält und aus welchem Grund, ist implementiert. Diese Regeln sind über Jahre an realen Fällen gewachsen und enthalten Ausnahmen, die sich nicht aus dem Kopf rekonstruieren lassen. Sie werden übernommen, nicht neu erdacht.</w:t>
       </w:r>
     </w:p>
     <w:p>
@@ -5567,7 +5985,7 @@
           <w:sz w:val="24"/>
           <w:szCs w:val="24"/>
         </w:rPr>
-        <w:t xml:space="preserve">7.1  Fragen an die Sachbearbeitung</w:t>
+        <w:t xml:space="preserve">7.1  Was der Code nicht verrät</w:t>
       </w:r>
     </w:p>
     <w:p>
@@ -5581,24 +5999,7 @@
           <w:sz w:val="21"/>
           <w:szCs w:val="21"/>
         </w:rPr>
-        <w:t xml:space="preserve">Ein Termin, eine Stunde. Dies ist die eigentliche Konzeptarbeit:</w:t>
-      </w:r>
-    </w:p>
-    <w:p>
-      <w:pPr>
-        <w:pStyle w:val="Heading3"/>
-        <w:spacing w:after="100" w:before="200"/>
-      </w:pPr>
-      <w:r>
-        <w:rPr>
-          <w:rFonts w:ascii="Arial" w:cs="Arial" w:eastAsia="Arial" w:hAnsi="Arial"/>
-          <w:b/>
-          <w:bCs/>
-          <w:color w:val="5A6A73"/>
-          <w:sz w:val="21"/>
-          <w:szCs w:val="21"/>
-        </w:rPr>
-        <w:t xml:space="preserve">Auswahl</w:t>
+        <w:t xml:space="preserve">Zwei Punkte sind aktiv zu klären, weil sie im Quellcode meist nicht sichtbar sind. Dafür genügt ein Gespräch mit der Person, die die Strecke betreut:</w:t>
       </w:r>
     </w:p>
     <w:p>
@@ -5613,11 +6014,13 @@
       <w:r>
         <w:rPr>
           <w:rFonts w:ascii="Arial" w:cs="Arial" w:eastAsia="Arial" w:hAnsi="Arial"/>
+          <w:b/>
+          <w:bCs/>
           <w:color w:val="1A1A1A"/>
           <w:sz w:val="21"/>
           <w:szCs w:val="21"/>
         </w:rPr>
-        <w:t xml:space="preserve">Woran erkennen Sie, welche Vorgänge in die nächste Datei gehören?</w:t>
+        <w:t xml:space="preserve">Was passiert heute mit einem zurückgehaltenen Vorgang — wer sieht ihn, und wie kommt er später in die Lieferung?</w:t>
       </w:r>
     </w:p>
     <w:p>
@@ -5632,11 +6035,22 @@
       <w:r>
         <w:rPr>
           <w:rFonts w:ascii="Arial" w:cs="Arial" w:eastAsia="Arial" w:hAnsi="Arial"/>
+          <w:b/>
+          <w:bCs/>
           <w:color w:val="1A1A1A"/>
           <w:sz w:val="21"/>
           <w:szCs w:val="21"/>
         </w:rPr>
-        <w:t xml:space="preserve">Kommt es vor, dass Sie einen reifen Vorgang bewusst zurückhalten? Aus welchem Grund?</w:t>
+        <w:t xml:space="preserve">Welche Fälle bleiben regelmäßig hängen?</w:t>
+      </w:r>
+      <w:r>
+        <w:rPr>
+          <w:rFonts w:ascii="Arial" w:cs="Arial" w:eastAsia="Arial" w:hAnsi="Arial"/>
+          <w:color w:val="1A1A1A"/>
+          <w:sz w:val="21"/>
+          <w:szCs w:val="21"/>
+        </w:rPr>
+        <w:t xml:space="preserve"> Das ist gleichzeitig das Mengengerüst für die Klärliste der neuen Strecke.</w:t>
       </w:r>
     </w:p>
     <w:p>
@@ -5655,24 +6069,7 @@
           <w:sz w:val="21"/>
           <w:szCs w:val="21"/>
         </w:rPr>
-        <w:t xml:space="preserve">Wie stellen Sie sicher, dass keiner doppelt geht — und keiner vergessen wird?</w:t>
-      </w:r>
-    </w:p>
-    <w:p>
-      <w:pPr>
-        <w:pStyle w:val="Heading3"/>
-        <w:spacing w:after="100" w:before="200"/>
-      </w:pPr>
-      <w:r>
-        <w:rPr>
-          <w:rFonts w:ascii="Arial" w:cs="Arial" w:eastAsia="Arial" w:hAnsi="Arial"/>
-          <w:b/>
-          <w:bCs/>
-          <w:color w:val="5A6A73"/>
-          <w:sz w:val="21"/>
-          <w:szCs w:val="21"/>
-        </w:rPr>
-        <w:t xml:space="preserve">Prüfung</w:t>
+        <w:t xml:space="preserve">Gibt es Vorgänge, die bewusst nicht über die Datei laufen, sondern anders behandelt werden?</w:t>
       </w:r>
     </w:p>
     <w:p>
@@ -5691,17 +6088,13 @@
           <w:sz w:val="21"/>
           <w:szCs w:val="21"/>
         </w:rPr>
-        <w:t xml:space="preserve">Worauf schauen Sie, bevor Sie die Datei ablegen?</w:t>
-      </w:r>
-    </w:p>
-    <w:p>
-      <w:pPr>
-        <w:pStyle w:val="ListParagraph"/>
-        <w:numPr>
-          <w:ilvl w:val="0"/>
-          <w:numId w:val="2"/>
-        </w:numPr>
-        <w:spacing w:after="80" w:line="280"/>
+        <w:t xml:space="preserve">Wie wird bemerkt, dass ein Import auf SAP-Seite fehlgeschlagen ist?</w:t>
+      </w:r>
+    </w:p>
+    <w:p>
+      <w:pPr>
+        <w:pStyle w:val="Heading2"/>
+        <w:spacing w:after="140" w:before="280"/>
       </w:pPr>
       <w:r>
         <w:rPr>
@@ -5709,20 +6102,15 @@
           <w:b/>
           <w:bCs/>
           <w:color w:val="1A1A1A"/>
-          <w:sz w:val="21"/>
-          <w:szCs w:val="21"/>
-        </w:rPr>
-        <w:t xml:space="preserve">Wann haben Sie zuletzt einen Vorgang wegen einer Auffälligkeit herausgenommen? Was war es?</w:t>
-      </w:r>
-    </w:p>
-    <w:p>
-      <w:pPr>
-        <w:pStyle w:val="ListParagraph"/>
-        <w:numPr>
-          <w:ilvl w:val="0"/>
-          <w:numId w:val="2"/>
-        </w:numPr>
-        <w:spacing w:after="80" w:line="280"/>
+          <w:sz w:val="24"/>
+          <w:szCs w:val="24"/>
+        </w:rPr>
+        <w:t xml:space="preserve">7.2  Warum das nicht nebenbei geht</w:t>
+      </w:r>
+    </w:p>
+    <w:p>
+      <w:pPr>
+        <w:spacing w:after="120" w:line="280"/>
       </w:pPr>
       <w:r>
         <w:rPr>
@@ -5731,122 +6119,7 @@
           <w:sz w:val="21"/>
           <w:szCs w:val="21"/>
         </w:rPr>
-        <w:t xml:space="preserve">Bei welchen Angaben rufen Sie im Zweifel jemanden an?</w:t>
-      </w:r>
-    </w:p>
-    <w:p>
-      <w:pPr>
-        <w:pStyle w:val="Heading3"/>
-        <w:spacing w:after="100" w:before="200"/>
-      </w:pPr>
-      <w:r>
-        <w:rPr>
-          <w:rFonts w:ascii="Arial" w:cs="Arial" w:eastAsia="Arial" w:hAnsi="Arial"/>
-          <w:b/>
-          <w:bCs/>
-          <w:color w:val="5A6A73"/>
-          <w:sz w:val="21"/>
-          <w:szCs w:val="21"/>
-        </w:rPr>
-        <w:t xml:space="preserve">Sonderfälle und Ablauf</w:t>
-      </w:r>
-    </w:p>
-    <w:p>
-      <w:pPr>
-        <w:pStyle w:val="ListParagraph"/>
-        <w:numPr>
-          <w:ilvl w:val="0"/>
-          <w:numId w:val="2"/>
-        </w:numPr>
-        <w:spacing w:after="80" w:line="280"/>
-      </w:pPr>
-      <w:r>
-        <w:rPr>
-          <w:rFonts w:ascii="Arial" w:cs="Arial" w:eastAsia="Arial" w:hAnsi="Arial"/>
-          <w:color w:val="1A1A1A"/>
-          <w:sz w:val="21"/>
-          <w:szCs w:val="21"/>
-        </w:rPr>
-        <w:t xml:space="preserve">Welche Fälle behandeln Sie anders als den Normalfall?</w:t>
-      </w:r>
-    </w:p>
-    <w:p>
-      <w:pPr>
-        <w:pStyle w:val="ListParagraph"/>
-        <w:numPr>
-          <w:ilvl w:val="0"/>
-          <w:numId w:val="2"/>
-        </w:numPr>
-        <w:spacing w:after="80" w:line="280"/>
-      </w:pPr>
-      <w:r>
-        <w:rPr>
-          <w:rFonts w:ascii="Arial" w:cs="Arial" w:eastAsia="Arial" w:hAnsi="Arial"/>
-          <w:color w:val="1A1A1A"/>
-          <w:sz w:val="21"/>
-          <w:szCs w:val="21"/>
-        </w:rPr>
-        <w:t xml:space="preserve">Wie oft machen Sie das, und wann? Was passiert während Ihres Urlaubs?</w:t>
-      </w:r>
-    </w:p>
-    <w:p>
-      <w:pPr>
-        <w:pStyle w:val="ListParagraph"/>
-        <w:numPr>
-          <w:ilvl w:val="0"/>
-          <w:numId w:val="2"/>
-        </w:numPr>
-        <w:spacing w:after="80" w:line="280"/>
-      </w:pPr>
-      <w:r>
-        <w:rPr>
-          <w:rFonts w:ascii="Arial" w:cs="Arial" w:eastAsia="Arial" w:hAnsi="Arial"/>
-          <w:b/>
-          <w:bCs/>
-          <w:color w:val="1A1A1A"/>
-          <w:sz w:val="21"/>
-          <w:szCs w:val="21"/>
-        </w:rPr>
-        <w:t xml:space="preserve">Woher wissen Sie, dass SAP die Datei verarbeitet hat?</w:t>
-      </w:r>
-    </w:p>
-    <w:p>
-      <w:pPr>
-        <w:pStyle w:val="ListParagraph"/>
-        <w:numPr>
-          <w:ilvl w:val="0"/>
-          <w:numId w:val="2"/>
-        </w:numPr>
-        <w:spacing w:after="80" w:line="280"/>
-      </w:pPr>
-      <w:r>
-        <w:rPr>
-          <w:rFonts w:ascii="Arial" w:cs="Arial" w:eastAsia="Arial" w:hAnsi="Arial"/>
-          <w:color w:val="1A1A1A"/>
-          <w:sz w:val="21"/>
-          <w:szCs w:val="21"/>
-        </w:rPr>
-        <w:t xml:space="preserve">Wie lange dauert ein Durchgang, und welcher Anteil davon ist die eigentliche Prüfung?</w:t>
-      </w:r>
-    </w:p>
-    <w:p>
-      <w:pPr>
-        <w:pBdr>
-          <w:left w:val="single" w:color="8A5510" w:sz="18" w:space="12"/>
-        </w:pBdr>
-        <w:spacing w:after="160" w:before="160" w:line="280"/>
-        <w:ind w:left="280"/>
-      </w:pPr>
-      <w:r>
-        <w:rPr>
-          <w:rFonts w:ascii="Arial" w:cs="Arial" w:eastAsia="Arial" w:hAnsi="Arial"/>
-          <w:i/>
-          <w:iCs/>
-          <w:color w:val="8A5510"/>
-          <w:sz w:val="20"/>
-          <w:szCs w:val="20"/>
-        </w:rPr>
-        <w:t xml:space="preserve">Die Antwort auf die letzte Frage ist das Nutzenargument. Die Antworten zu „Prüfung“ und „Sonderfälle“ sind die Anforderungen, ohne die die Automatisierung Schaden anrichtet.</w:t>
+        <w:t xml:space="preserve">Die Prüfungen entscheiden, ob ein Vorgang geliefert wird. Wird eine Regel bei der Ablösung übersehen, fällt das nicht sofort auf: Die Datei entsteht, SAP nimmt sie an, und erst die Abrechnung zeigt später einen falschen Wert. Der Abnahmevergleich gegen produktive Referenzdateien (Abschnitt 10) ist deshalb kein Formalismus, sondern die einzige verlässliche Kontrolle, dass keine Regel verloren ging.</w:t>
       </w:r>
     </w:p>
     <w:p>
@@ -7220,7 +7493,41 @@
           <w:sz w:val="21"/>
           <w:szCs w:val="21"/>
         </w:rPr>
-        <w:t xml:space="preserve">Dadurch ist die Umsetzung bereits nutzbar, obwohl das Zielformat noch offen ist: Bringt der Rücklauf Überraschungen, ändert sich eine Konfigurationsdatei, kein Programmcode. Ein Hilfsprogramm erzeugt diese Konfiguration direkt aus der ausgefüllten Erhebungsmappe.</w:t>
+        <w:t xml:space="preserve">Dadurch ist die Umsetzung bereits nutzbar, obwohl das Zielformat noch offen ist: Bringt die Erhebung Überraschungen, ändert sich eine Konfigurationsdatei, kein Programmcode. Ein Hilfsprogramm erzeugt diese Konfiguration direkt aus der ausgefüllten Erhebungsmappe.</w:t>
+      </w:r>
+    </w:p>
+    <w:p>
+      <w:pPr>
+        <w:spacing w:after="120" w:line="280"/>
+      </w:pPr>
+      <w:r>
+        <w:rPr>
+          <w:rFonts w:ascii="Arial" w:cs="Arial" w:eastAsia="Arial" w:hAnsi="Arial"/>
+          <w:color w:val="1A1A1A"/>
+          <w:sz w:val="21"/>
+          <w:szCs w:val="21"/>
+        </w:rPr>
+        <w:t xml:space="preserve">Das trägt auch die zweite Strecke: </w:t>
+      </w:r>
+      <w:r>
+        <w:rPr>
+          <w:rFonts w:ascii="Arial" w:cs="Arial" w:eastAsia="Arial" w:hAnsi="Arial"/>
+          <w:b/>
+          <w:bCs/>
+          <w:color w:val="1A1A1A"/>
+          <w:sz w:val="21"/>
+          <w:szCs w:val="21"/>
+        </w:rPr>
+        <w:t xml:space="preserve">Zwei Dateiformate bedeuten zwei Konfigurationen, nicht zwei Programme.</w:t>
+      </w:r>
+      <w:r>
+        <w:rPr>
+          <w:rFonts w:ascii="Arial" w:cs="Arial" w:eastAsia="Arial" w:hAnsi="Arial"/>
+          <w:color w:val="1A1A1A"/>
+          <w:sz w:val="21"/>
+          <w:szCs w:val="21"/>
+        </w:rPr>
+        <w:t xml:space="preserve"> Ob § 14a und Einspeiser tatsächlich zwei Formate sind, ist offen (Abschnitt 2.4).</w:t>
       </w:r>
     </w:p>
     <w:p>
@@ -7327,7 +7634,7 @@
           <w:sz w:val="24"/>
           <w:szCs w:val="24"/>
         </w:rPr>
-        <w:t xml:space="preserve">10.2  Einführung in zwei Stufen</w:t>
+        <w:t xml:space="preserve">10.2  Einführung im Parallelbetrieb</w:t>
       </w:r>
     </w:p>
     <w:p>
@@ -7341,7 +7648,7 @@
           <w:sz w:val="21"/>
           <w:szCs w:val="21"/>
         </w:rPr>
-        <w:t xml:space="preserve">Weil der Prozess heute manuell ist, besteht ein risikoarmer Weg, den ein Neubau nicht hätte:</w:t>
+        <w:t xml:space="preserve">Weil die bestehende Strecke bis zur Abschaltung des Altportals weiterläuft, lässt sich die neue daneben betreiben, ohne dass sie liefert. Das ist die stärkste Absicherung, die dieses Vorhaben haben kann — und sie kostet fast nichts.</w:t>
       </w:r>
     </w:p>
     <w:tbl>
@@ -7357,9 +7664,9 @@
         </w:tblBorders>
       </w:tblPr>
       <w:tblGrid>
-        <w:gridCol w:w="1600"/>
-        <w:gridCol w:w="4200"/>
-        <w:gridCol w:w="3838"/>
+        <w:gridCol w:w="1800"/>
+        <w:gridCol w:w="4400"/>
+        <w:gridCol w:w="3438"/>
       </w:tblGrid>
       <w:tr>
         <w:trPr>
@@ -7367,7 +7674,7 @@
         </w:trPr>
         <w:tc>
           <w:tcPr>
-            <w:tcW w:type="dxa" w:w="1600"/>
+            <w:tcW w:type="dxa" w:w="1800"/>
             <w:shd w:fill="1F3B42" w:color="auto" w:val="clear"/>
             <w:tcMar>
               <w:top w:type="dxa" w:w="70"/>
@@ -7389,13 +7696,13 @@
                 <w:sz w:val="18"/>
                 <w:szCs w:val="18"/>
               </w:rPr>
-              <w:t xml:space="preserve">Stufe</w:t>
-            </w:r>
-          </w:p>
-        </w:tc>
-        <w:tc>
-          <w:tcPr>
-            <w:tcW w:type="dxa" w:w="4200"/>
+              <w:t xml:space="preserve">Phase</w:t>
+            </w:r>
+          </w:p>
+        </w:tc>
+        <w:tc>
+          <w:tcPr>
+            <w:tcW w:type="dxa" w:w="4400"/>
             <w:shd w:fill="1F3B42" w:color="auto" w:val="clear"/>
             <w:tcMar>
               <w:top w:type="dxa" w:w="70"/>
@@ -7423,7 +7730,7 @@
         </w:tc>
         <w:tc>
           <w:tcPr>
-            <w:tcW w:type="dxa" w:w="3838"/>
+            <w:tcW w:type="dxa" w:w="3438"/>
             <w:shd w:fill="1F3B42" w:color="auto" w:val="clear"/>
             <w:tcMar>
               <w:top w:type="dxa" w:w="70"/>
@@ -7453,82 +7760,82 @@
       <w:tr>
         <w:tc>
           <w:tcPr>
-            <w:tcW w:type="dxa" w:w="1600"/>
-            <w:tcMar>
-              <w:top w:type="dxa" w:w="70"/>
-              <w:left w:type="dxa" w:w="110"/>
-              <w:bottom w:type="dxa" w:w="70"/>
-              <w:right w:type="dxa" w:w="110"/>
-            </w:tcMar>
-          </w:tcPr>
-          <w:p>
-            <w:pPr>
-              <w:spacing w:after="0" w:line="260"/>
-            </w:pPr>
-            <w:r>
-              <w:rPr>
-                <w:rFonts w:ascii="Arial" w:cs="Arial" w:eastAsia="Arial" w:hAnsi="Arial"/>
-                <w:b/>
-                <w:bCs/>
-                <w:color w:val="1A1A1A"/>
-                <w:sz w:val="19"/>
-                <w:szCs w:val="19"/>
-              </w:rPr>
-              <w:t xml:space="preserve">Stufe 1</w:t>
-            </w:r>
-          </w:p>
-        </w:tc>
-        <w:tc>
-          <w:tcPr>
-            <w:tcW w:type="dxa" w:w="4200"/>
-            <w:tcMar>
-              <w:top w:type="dxa" w:w="70"/>
-              <w:left w:type="dxa" w:w="110"/>
-              <w:bottom w:type="dxa" w:w="70"/>
-              <w:right w:type="dxa" w:w="110"/>
-            </w:tcMar>
-          </w:tcPr>
-          <w:p>
-            <w:pPr>
-              <w:spacing w:after="0" w:line="260"/>
-            </w:pPr>
-            <w:r>
-              <w:rPr>
-                <w:rFonts w:ascii="Arial" w:cs="Arial" w:eastAsia="Arial" w:hAnsi="Arial"/>
-                <w:b w:val="false"/>
-                <w:bCs w:val="false"/>
-                <w:color w:val="1A1A1A"/>
-                <w:sz w:val="19"/>
-                <w:szCs w:val="19"/>
-              </w:rPr>
-              <w:t xml:space="preserve">Der Lauf schreibt in einen Prüfordner. Dieselbe Person sieht die Datei durch und verschiebt sie auf das Netzlaufwerk.</w:t>
-            </w:r>
-          </w:p>
-        </w:tc>
-        <w:tc>
-          <w:tcPr>
-            <w:tcW w:type="dxa" w:w="3838"/>
-            <w:tcMar>
-              <w:top w:type="dxa" w:w="70"/>
-              <w:left w:type="dxa" w:w="110"/>
-              <w:bottom w:type="dxa" w:w="70"/>
-              <w:right w:type="dxa" w:w="110"/>
-            </w:tcMar>
-          </w:tcPr>
-          <w:p>
-            <w:pPr>
-              <w:spacing w:after="0" w:line="260"/>
-            </w:pPr>
-            <w:r>
-              <w:rPr>
-                <w:rFonts w:ascii="Arial" w:cs="Arial" w:eastAsia="Arial" w:hAnsi="Arial"/>
-                <w:b w:val="false"/>
-                <w:bCs w:val="false"/>
-                <w:color w:val="1A1A1A"/>
-                <w:sz w:val="19"/>
-                <w:szCs w:val="19"/>
-              </w:rPr>
-              <w:t xml:space="preserve">Der Zeitaufwand sinkt sofort, das Risiko bleibt bei null. Jede Abweichung fällt genau der Person auf, die sie erkennen kann.</w:t>
+            <w:tcW w:type="dxa" w:w="1800"/>
+            <w:tcMar>
+              <w:top w:type="dxa" w:w="70"/>
+              <w:left w:type="dxa" w:w="110"/>
+              <w:bottom w:type="dxa" w:w="70"/>
+              <w:right w:type="dxa" w:w="110"/>
+            </w:tcMar>
+          </w:tcPr>
+          <w:p>
+            <w:pPr>
+              <w:spacing w:after="0" w:line="260"/>
+            </w:pPr>
+            <w:r>
+              <w:rPr>
+                <w:rFonts w:ascii="Arial" w:cs="Arial" w:eastAsia="Arial" w:hAnsi="Arial"/>
+                <w:b/>
+                <w:bCs/>
+                <w:color w:val="1A1A1A"/>
+                <w:sz w:val="19"/>
+                <w:szCs w:val="19"/>
+              </w:rPr>
+              <w:t xml:space="preserve">Trockenlauf</w:t>
+            </w:r>
+          </w:p>
+        </w:tc>
+        <w:tc>
+          <w:tcPr>
+            <w:tcW w:type="dxa" w:w="4400"/>
+            <w:tcMar>
+              <w:top w:type="dxa" w:w="70"/>
+              <w:left w:type="dxa" w:w="110"/>
+              <w:bottom w:type="dxa" w:w="70"/>
+              <w:right w:type="dxa" w:w="110"/>
+            </w:tcMar>
+          </w:tcPr>
+          <w:p>
+            <w:pPr>
+              <w:spacing w:after="0" w:line="260"/>
+            </w:pPr>
+            <w:r>
+              <w:rPr>
+                <w:rFonts w:ascii="Arial" w:cs="Arial" w:eastAsia="Arial" w:hAnsi="Arial"/>
+                <w:b w:val="false"/>
+                <w:bCs w:val="false"/>
+                <w:color w:val="1A1A1A"/>
+                <w:sz w:val="19"/>
+                <w:szCs w:val="19"/>
+              </w:rPr>
+              <w:t xml:space="preserve">Der neue Lauf erzeugt seine Datei in ein Prüfverzeichnis. Die bestehende Strecke liefert weiterhin nach SAP. Beide Dateien werden automatisch verglichen.</w:t>
+            </w:r>
+          </w:p>
+        </w:tc>
+        <w:tc>
+          <w:tcPr>
+            <w:tcW w:type="dxa" w:w="3438"/>
+            <w:tcMar>
+              <w:top w:type="dxa" w:w="70"/>
+              <w:left w:type="dxa" w:w="110"/>
+              <w:bottom w:type="dxa" w:w="70"/>
+              <w:right w:type="dxa" w:w="110"/>
+            </w:tcMar>
+          </w:tcPr>
+          <w:p>
+            <w:pPr>
+              <w:spacing w:after="0" w:line="260"/>
+            </w:pPr>
+            <w:r>
+              <w:rPr>
+                <w:rFonts w:ascii="Arial" w:cs="Arial" w:eastAsia="Arial" w:hAnsi="Arial"/>
+                <w:b w:val="false"/>
+                <w:bCs w:val="false"/>
+                <w:color w:val="1A1A1A"/>
+                <w:sz w:val="19"/>
+                <w:szCs w:val="19"/>
+              </w:rPr>
+              <w:t xml:space="preserve">Jede Abweichung wird sichtbar, ohne dass ein Vorgang in SAP betroffen ist.</w:t>
             </w:r>
           </w:p>
         </w:tc>
@@ -7536,7 +7843,7 @@
       <w:tr>
         <w:tc>
           <w:tcPr>
-            <w:tcW w:type="dxa" w:w="1600"/>
+            <w:tcW w:type="dxa" w:w="1800"/>
             <w:shd w:fill="F2F5F6" w:color="auto" w:val="clear"/>
             <w:tcMar>
               <w:top w:type="dxa" w:w="70"/>
@@ -7558,13 +7865,13 @@
                 <w:sz w:val="19"/>
                 <w:szCs w:val="19"/>
               </w:rPr>
-              <w:t xml:space="preserve">Stufe 2</w:t>
-            </w:r>
-          </w:p>
-        </w:tc>
-        <w:tc>
-          <w:tcPr>
-            <w:tcW w:type="dxa" w:w="4200"/>
+              <w:t xml:space="preserve">Umschaltung</w:t>
+            </w:r>
+          </w:p>
+        </w:tc>
+        <w:tc>
+          <w:tcPr>
+            <w:tcW w:type="dxa" w:w="4400"/>
             <w:shd w:fill="F2F5F6" w:color="auto" w:val="clear"/>
             <w:tcMar>
               <w:top w:type="dxa" w:w="70"/>
@@ -7586,13 +7893,13 @@
                 <w:sz w:val="19"/>
                 <w:szCs w:val="19"/>
               </w:rPr>
-              <w:t xml:space="preserve">Nach einer vereinbarten Zahl beanstandungsfreier Läufe schreibt der Lauf direkt.</w:t>
-            </w:r>
-          </w:p>
-        </w:tc>
-        <w:tc>
-          <w:tcPr>
-            <w:tcW w:type="dxa" w:w="3838"/>
+              <w:t xml:space="preserve">Nach einem vereinbarten Zeitraum ohne Abweichung liefert der neue Lauf, die alte Strecke wird abgeschaltet.</w:t>
+            </w:r>
+          </w:p>
+        </w:tc>
+        <w:tc>
+          <w:tcPr>
+            <w:tcW w:type="dxa" w:w="3438"/>
             <w:shd w:fill="F2F5F6" w:color="auto" w:val="clear"/>
             <w:tcMar>
               <w:top w:type="dxa" w:w="70"/>
@@ -7614,7 +7921,7 @@
                 <w:sz w:val="19"/>
                 <w:szCs w:val="19"/>
               </w:rPr>
-              <w:t xml:space="preserve">Die in Stufe 1 aufgefallenen Prüfungen sind bis dahin als Regeln abgebildet.</w:t>
+              <w:t xml:space="preserve">Der Wechsel ist ein Konfigurationsschritt, kein Risiko.</w:t>
             </w:r>
           </w:p>
         </w:tc>
@@ -7637,7 +7944,7 @@
           <w:sz w:val="20"/>
           <w:szCs w:val="20"/>
         </w:rPr>
-        <w:t xml:space="preserve">Stufe 1 ist keine Zwischenlösung, sondern die Testphase mit Produktivdaten — und sie kostet nahezu nichts.</w:t>
+        <w:t xml:space="preserve">Zwingend dabei: Nur eine Strecke schreibt in das Zielverzeichnis. Zwei Quellen, die parallel nach SAP liefern, erzeugen Dubletten — und eine Dublette im Geschäftspartner zieht sich durch die gesamte Abrechnung.</w:t>
       </w:r>
     </w:p>
     <w:p>
@@ -7859,7 +8166,7 @@
                 <w:sz w:val="19"/>
                 <w:szCs w:val="19"/>
               </w:rPr>
-              <w:t xml:space="preserve">Erhebung: Gespräch, Originaldatei, Format aufnehmen</w:t>
+              <w:t xml:space="preserve">Erhebung: Erzeugungscode, Referenzdateien, Format aufnehmen</w:t>
             </w:r>
           </w:p>
         </w:tc>
@@ -7913,7 +8220,7 @@
                 <w:sz w:val="19"/>
                 <w:szCs w:val="19"/>
               </w:rPr>
-              <w:t xml:space="preserve">Prüfregeln, Formatspezifikation</w:t>
+              <w:t xml:space="preserve">Mapping und Formatspezifikation</w:t>
             </w:r>
           </w:p>
         </w:tc>
@@ -8307,7 +8614,7 @@
                 <w:sz w:val="19"/>
                 <w:szCs w:val="19"/>
               </w:rPr>
-              <w:t xml:space="preserve">Prüfregeln und Klärliste</w:t>
+              <w:t xml:space="preserve">Prüfregeln aus dem Bestand übernehmen, Klärliste</w:t>
             </w:r>
           </w:p>
         </w:tc>
@@ -8361,7 +8668,7 @@
                 <w:sz w:val="19"/>
                 <w:szCs w:val="19"/>
               </w:rPr>
-              <w:t xml:space="preserve">Ersatz der Handkontrolle</w:t>
+              <w:t xml:space="preserve">keine Regel geht verloren</w:t>
             </w:r>
           </w:p>
         </w:tc>
@@ -8643,7 +8950,7 @@
                 <w:sz w:val="19"/>
                 <w:szCs w:val="19"/>
               </w:rPr>
-              <w:t xml:space="preserve">Stufe 1 im Betrieb</w:t>
+              <w:t xml:space="preserve">Parallelbetrieb mit automatischem Dateivergleich</w:t>
             </w:r>
           </w:p>
         </w:tc>
@@ -8699,7 +9006,7 @@
                 <w:sz w:val="19"/>
                 <w:szCs w:val="19"/>
               </w:rPr>
-              <w:t xml:space="preserve">Vertrauen</w:t>
+              <w:t xml:space="preserve">nachgewiesene Gleichheit</w:t>
             </w:r>
           </w:p>
         </w:tc>
@@ -8755,7 +9062,7 @@
                 <w:sz w:val="19"/>
                 <w:szCs w:val="19"/>
               </w:rPr>
-              <w:t xml:space="preserve">Umstellung auf Stufe 2</w:t>
+              <w:t xml:space="preserve">Umschaltung, alte Strecke abschalten</w:t>
             </w:r>
           </w:p>
         </w:tc>
@@ -8809,7 +9116,7 @@
                 <w:sz w:val="19"/>
                 <w:szCs w:val="19"/>
               </w:rPr>
-              <w:t xml:space="preserve">Handgriff entfällt</w:t>
+              <w:t xml:space="preserve">Ablösung vollzogen</w:t>
             </w:r>
           </w:p>
         </w:tc>
@@ -8832,7 +9139,32 @@
           <w:sz w:val="21"/>
           <w:szCs w:val="21"/>
         </w:rPr>
-        <w:t xml:space="preserve">Kritischer Pfad ist Phase 1. Ohne die Originaldatei ist die Werkzeugentscheidung nicht zu treffen, ohne das Gespräch fehlen die Prüfregeln. Beides ist in einer Woche erledigt, wenn die Termine stehen.</w:t>
+        <w:t xml:space="preserve">Kritischer Pfad ist Phase 1. Ohne die Originaldatei ist die Werkzeugentscheidung nicht zu treffen, ohne Zugang zum Erzeugungscode fehlt das Mapping.</w:t>
+      </w:r>
+    </w:p>
+    <w:p>
+      <w:pPr>
+        <w:spacing w:after="120" w:line="280"/>
+      </w:pPr>
+      <w:r>
+        <w:rPr>
+          <w:rFonts w:ascii="Arial" w:cs="Arial" w:eastAsia="Arial" w:hAnsi="Arial"/>
+          <w:b/>
+          <w:bCs/>
+          <w:color w:val="1A1A1A"/>
+          <w:sz w:val="21"/>
+          <w:szCs w:val="21"/>
+        </w:rPr>
+        <w:t xml:space="preserve">Der Endtermin ergibt sich von außen: </w:t>
+      </w:r>
+      <w:r>
+        <w:rPr>
+          <w:rFonts w:ascii="Arial" w:cs="Arial" w:eastAsia="Arial" w:hAnsi="Arial"/>
+          <w:color w:val="1A1A1A"/>
+          <w:sz w:val="21"/>
+          <w:szCs w:val="21"/>
+        </w:rPr>
+        <w:t xml:space="preserve">Die Strecke muss stehen, bevor das Altportal abgeschaltet wird. Dieser Termin gehört in die Planung, bevor über Phasen gesprochen wird — und er gilt für beide Strecken, Einspeiser und § 14a.</w:t>
       </w:r>
     </w:p>
     <w:p>
@@ -9267,7 +9599,7 @@
                 <w:sz w:val="19"/>
                 <w:szCs w:val="19"/>
               </w:rPr>
-              <w:t xml:space="preserve">Gespräch mit der Person, die die Datei heute erzeugt</w:t>
+              <w:t xml:space="preserve">Abschalttermin des Altportals — daraus folgt der Endtermin</w:t>
             </w:r>
           </w:p>
         </w:tc>
@@ -9294,7 +9626,7 @@
                 <w:sz w:val="19"/>
                 <w:szCs w:val="19"/>
               </w:rPr>
-              <w:t xml:space="preserve">Cluster</w:t>
+              <w:t xml:space="preserve">Programmleitung</w:t>
             </w:r>
           </w:p>
         </w:tc>
@@ -9379,7 +9711,7 @@
                 <w:sz w:val="19"/>
                 <w:szCs w:val="19"/>
               </w:rPr>
-              <w:t xml:space="preserve">Originaldatei besorgen, Kodierung feststellen</w:t>
+              <w:t xml:space="preserve">Zugang zum bestehenden Erzeugungscode: wer betreut ihn, wo liegt er?</w:t>
             </w:r>
           </w:p>
         </w:tc>
@@ -9407,7 +9739,7 @@
                 <w:sz w:val="19"/>
                 <w:szCs w:val="19"/>
               </w:rPr>
-              <w:t xml:space="preserve">Fachbereich</w:t>
+              <w:t xml:space="preserve">IT-Betrieb</w:t>
             </w:r>
           </w:p>
         </w:tc>
@@ -9491,7 +9823,7 @@
                 <w:sz w:val="19"/>
                 <w:szCs w:val="19"/>
               </w:rPr>
-              <w:t xml:space="preserve">Werkzeugwahl — folgt aus Punkt 4</w:t>
+              <w:t xml:space="preserve">Produktive Referenzdateien für den Abnahmevergleich beschaffen</w:t>
             </w:r>
           </w:p>
         </w:tc>
@@ -9518,7 +9850,7 @@
                 <w:sz w:val="19"/>
                 <w:szCs w:val="19"/>
               </w:rPr>
-              <w:t xml:space="preserve">IT-Architektur</w:t>
+              <w:t xml:space="preserve">Betrieb Altportal</w:t>
             </w:r>
           </w:p>
         </w:tc>
@@ -9603,7 +9935,7 @@
                 <w:sz w:val="19"/>
                 <w:szCs w:val="19"/>
               </w:rPr>
-              <w:t xml:space="preserve">Wird Databricks bereits produktiv betrieben?</w:t>
+              <w:t xml:space="preserve">Kodierung der Originaldatei feststellen — entscheidet die Werkzeugwahl</w:t>
             </w:r>
           </w:p>
         </w:tc>
@@ -9631,7 +9963,7 @@
                 <w:sz w:val="19"/>
                 <w:szCs w:val="19"/>
               </w:rPr>
-              <w:t xml:space="preserve">IT-Architektur</w:t>
+              <w:t xml:space="preserve">Fachbereich</w:t>
             </w:r>
           </w:p>
         </w:tc>
@@ -9715,7 +10047,7 @@
                 <w:sz w:val="19"/>
                 <w:szCs w:val="19"/>
               </w:rPr>
-              <w:t xml:space="preserve">Pfad und Schreibrechte auf dem Netzlaufwerk</w:t>
+              <w:t xml:space="preserve">§ 14a und Einspeiser: ein Format oder zwei? Ein Mechanismus oder zwei?</w:t>
             </w:r>
           </w:p>
         </w:tc>
@@ -9742,7 +10074,7 @@
                 <w:sz w:val="19"/>
                 <w:szCs w:val="19"/>
               </w:rPr>
-              <w:t xml:space="preserve">IT-Betrieb</w:t>
+              <w:t xml:space="preserve">IT-Architektur</w:t>
             </w:r>
           </w:p>
         </w:tc>
@@ -9827,7 +10159,7 @@
                 <w:sz w:val="19"/>
                 <w:szCs w:val="19"/>
               </w:rPr>
-              <w:t xml:space="preserve">Wie wird heute ein fehlgeschlagener Import bemerkt?</w:t>
+              <w:t xml:space="preserve">Reihenfolge der Ablösung beider Strecken</w:t>
             </w:r>
           </w:p>
         </w:tc>
@@ -9855,7 +10187,7 @@
                 <w:sz w:val="19"/>
                 <w:szCs w:val="19"/>
               </w:rPr>
-              <w:t xml:space="preserve">SAP-Betrieb</w:t>
+              <w:t xml:space="preserve">Programmleitung</w:t>
             </w:r>
           </w:p>
         </w:tc>
@@ -9939,7 +10271,7 @@
                 <w:sz w:val="19"/>
                 <w:szCs w:val="19"/>
               </w:rPr>
-              <w:t xml:space="preserve">IBAN und Umsatzsteuerstatus in der Anmeldestrecke erheben?</w:t>
+              <w:t xml:space="preserve">Werkzeugwahl — folgt aus Punkt 6</w:t>
             </w:r>
           </w:p>
         </w:tc>
@@ -9966,7 +10298,7 @@
                 <w:sz w:val="19"/>
                 <w:szCs w:val="19"/>
               </w:rPr>
-              <w:t xml:space="preserve">Fachbereich</w:t>
+              <w:t xml:space="preserve">IT-Architektur</w:t>
             </w:r>
           </w:p>
         </w:tc>
@@ -10051,7 +10383,7 @@
                 <w:sz w:val="19"/>
                 <w:szCs w:val="19"/>
               </w:rPr>
-              <w:t xml:space="preserve">Vertretungsregel — heute personenabhängig</w:t>
+              <w:t xml:space="preserve">Wird Databricks bereits produktiv betrieben?</w:t>
             </w:r>
           </w:p>
         </w:tc>
@@ -10079,7 +10411,7 @@
                 <w:sz w:val="19"/>
                 <w:szCs w:val="19"/>
               </w:rPr>
-              <w:t xml:space="preserve">Fachbereich</w:t>
+              <w:t xml:space="preserve">IT-Architektur</w:t>
             </w:r>
           </w:p>
         </w:tc>
@@ -10163,7 +10495,455 @@
                 <w:sz w:val="19"/>
                 <w:szCs w:val="19"/>
               </w:rPr>
-              <w:t xml:space="preserve">Dauer der Stufe 1 und Kriterium für den Übergang</w:t>
+              <w:t xml:space="preserve">Pfad und Schreibrechte auf dem Netzlaufwerk für den neuen Lauf</w:t>
+            </w:r>
+          </w:p>
+        </w:tc>
+        <w:tc>
+          <w:tcPr>
+            <w:tcW w:type="dxa" w:w="2000"/>
+            <w:tcMar>
+              <w:top w:type="dxa" w:w="70"/>
+              <w:left w:type="dxa" w:w="110"/>
+              <w:bottom w:type="dxa" w:w="70"/>
+              <w:right w:type="dxa" w:w="110"/>
+            </w:tcMar>
+          </w:tcPr>
+          <w:p>
+            <w:pPr>
+              <w:spacing w:after="0" w:line="260"/>
+            </w:pPr>
+            <w:r>
+              <w:rPr>
+                <w:rFonts w:ascii="Arial" w:cs="Arial" w:eastAsia="Arial" w:hAnsi="Arial"/>
+                <w:b w:val="false"/>
+                <w:bCs w:val="false"/>
+                <w:color w:val="1A1A1A"/>
+                <w:sz w:val="19"/>
+                <w:szCs w:val="19"/>
+              </w:rPr>
+              <w:t xml:space="preserve">IT-Betrieb</w:t>
+            </w:r>
+          </w:p>
+        </w:tc>
+        <w:tc>
+          <w:tcPr>
+            <w:tcW w:type="dxa" w:w="1738"/>
+            <w:tcMar>
+              <w:top w:type="dxa" w:w="70"/>
+              <w:left w:type="dxa" w:w="110"/>
+              <w:bottom w:type="dxa" w:w="70"/>
+              <w:right w:type="dxa" w:w="110"/>
+            </w:tcMar>
+          </w:tcPr>
+          <w:p>
+            <w:pPr>
+              <w:spacing w:after="0" w:line="260"/>
+            </w:pPr>
+            <w:r>
+              <w:rPr>
+                <w:rFonts w:ascii="Arial" w:cs="Arial" w:eastAsia="Arial" w:hAnsi="Arial"/>
+                <w:b w:val="false"/>
+                <w:bCs w:val="false"/>
+                <w:color w:val="1A1A1A"/>
+                <w:sz w:val="19"/>
+                <w:szCs w:val="19"/>
+              </w:rPr>
+              <w:t xml:space="preserve">offen</w:t>
+            </w:r>
+          </w:p>
+        </w:tc>
+      </w:tr>
+      <w:tr>
+        <w:tc>
+          <w:tcPr>
+            <w:tcW w:type="dxa" w:w="700"/>
+            <w:shd w:fill="F2F5F6" w:color="auto" w:val="clear"/>
+            <w:tcMar>
+              <w:top w:type="dxa" w:w="70"/>
+              <w:left w:type="dxa" w:w="110"/>
+              <w:bottom w:type="dxa" w:w="70"/>
+              <w:right w:type="dxa" w:w="110"/>
+            </w:tcMar>
+          </w:tcPr>
+          <w:p>
+            <w:pPr>
+              <w:spacing w:after="0" w:line="260"/>
+            </w:pPr>
+            <w:r>
+              <w:rPr>
+                <w:rFonts w:ascii="Arial" w:cs="Arial" w:eastAsia="Arial" w:hAnsi="Arial"/>
+                <w:b/>
+                <w:bCs/>
+                <w:color w:val="1A1A1A"/>
+                <w:sz w:val="19"/>
+                <w:szCs w:val="19"/>
+              </w:rPr>
+              <w:t xml:space="preserve">12</w:t>
+            </w:r>
+          </w:p>
+        </w:tc>
+        <w:tc>
+          <w:tcPr>
+            <w:tcW w:type="dxa" w:w="5200"/>
+            <w:shd w:fill="F2F5F6" w:color="auto" w:val="clear"/>
+            <w:tcMar>
+              <w:top w:type="dxa" w:w="70"/>
+              <w:left w:type="dxa" w:w="110"/>
+              <w:bottom w:type="dxa" w:w="70"/>
+              <w:right w:type="dxa" w:w="110"/>
+            </w:tcMar>
+          </w:tcPr>
+          <w:p>
+            <w:pPr>
+              <w:spacing w:after="0" w:line="260"/>
+            </w:pPr>
+            <w:r>
+              <w:rPr>
+                <w:rFonts w:ascii="Arial" w:cs="Arial" w:eastAsia="Arial" w:hAnsi="Arial"/>
+                <w:b w:val="false"/>
+                <w:bCs w:val="false"/>
+                <w:color w:val="1A1A1A"/>
+                <w:sz w:val="19"/>
+                <w:szCs w:val="19"/>
+              </w:rPr>
+              <w:t xml:space="preserve">Wie wird heute ein fehlgeschlagener Import bemerkt?</w:t>
+            </w:r>
+          </w:p>
+        </w:tc>
+        <w:tc>
+          <w:tcPr>
+            <w:tcW w:type="dxa" w:w="2000"/>
+            <w:shd w:fill="F2F5F6" w:color="auto" w:val="clear"/>
+            <w:tcMar>
+              <w:top w:type="dxa" w:w="70"/>
+              <w:left w:type="dxa" w:w="110"/>
+              <w:bottom w:type="dxa" w:w="70"/>
+              <w:right w:type="dxa" w:w="110"/>
+            </w:tcMar>
+          </w:tcPr>
+          <w:p>
+            <w:pPr>
+              <w:spacing w:after="0" w:line="260"/>
+            </w:pPr>
+            <w:r>
+              <w:rPr>
+                <w:rFonts w:ascii="Arial" w:cs="Arial" w:eastAsia="Arial" w:hAnsi="Arial"/>
+                <w:b w:val="false"/>
+                <w:bCs w:val="false"/>
+                <w:color w:val="1A1A1A"/>
+                <w:sz w:val="19"/>
+                <w:szCs w:val="19"/>
+              </w:rPr>
+              <w:t xml:space="preserve">SAP-Betrieb</w:t>
+            </w:r>
+          </w:p>
+        </w:tc>
+        <w:tc>
+          <w:tcPr>
+            <w:tcW w:type="dxa" w:w="1738"/>
+            <w:shd w:fill="F2F5F6" w:color="auto" w:val="clear"/>
+            <w:tcMar>
+              <w:top w:type="dxa" w:w="70"/>
+              <w:left w:type="dxa" w:w="110"/>
+              <w:bottom w:type="dxa" w:w="70"/>
+              <w:right w:type="dxa" w:w="110"/>
+            </w:tcMar>
+          </w:tcPr>
+          <w:p>
+            <w:pPr>
+              <w:spacing w:after="0" w:line="260"/>
+            </w:pPr>
+            <w:r>
+              <w:rPr>
+                <w:rFonts w:ascii="Arial" w:cs="Arial" w:eastAsia="Arial" w:hAnsi="Arial"/>
+                <w:b w:val="false"/>
+                <w:bCs w:val="false"/>
+                <w:color w:val="1A1A1A"/>
+                <w:sz w:val="19"/>
+                <w:szCs w:val="19"/>
+              </w:rPr>
+              <w:t xml:space="preserve">offen</w:t>
+            </w:r>
+          </w:p>
+        </w:tc>
+      </w:tr>
+      <w:tr>
+        <w:tc>
+          <w:tcPr>
+            <w:tcW w:type="dxa" w:w="700"/>
+            <w:tcMar>
+              <w:top w:type="dxa" w:w="70"/>
+              <w:left w:type="dxa" w:w="110"/>
+              <w:bottom w:type="dxa" w:w="70"/>
+              <w:right w:type="dxa" w:w="110"/>
+            </w:tcMar>
+          </w:tcPr>
+          <w:p>
+            <w:pPr>
+              <w:spacing w:after="0" w:line="260"/>
+            </w:pPr>
+            <w:r>
+              <w:rPr>
+                <w:rFonts w:ascii="Arial" w:cs="Arial" w:eastAsia="Arial" w:hAnsi="Arial"/>
+                <w:b/>
+                <w:bCs/>
+                <w:color w:val="1A1A1A"/>
+                <w:sz w:val="19"/>
+                <w:szCs w:val="19"/>
+              </w:rPr>
+              <w:t xml:space="preserve">13</w:t>
+            </w:r>
+          </w:p>
+        </w:tc>
+        <w:tc>
+          <w:tcPr>
+            <w:tcW w:type="dxa" w:w="5200"/>
+            <w:tcMar>
+              <w:top w:type="dxa" w:w="70"/>
+              <w:left w:type="dxa" w:w="110"/>
+              <w:bottom w:type="dxa" w:w="70"/>
+              <w:right w:type="dxa" w:w="110"/>
+            </w:tcMar>
+          </w:tcPr>
+          <w:p>
+            <w:pPr>
+              <w:spacing w:after="0" w:line="260"/>
+            </w:pPr>
+            <w:r>
+              <w:rPr>
+                <w:rFonts w:ascii="Arial" w:cs="Arial" w:eastAsia="Arial" w:hAnsi="Arial"/>
+                <w:b w:val="false"/>
+                <w:bCs w:val="false"/>
+                <w:color w:val="1A1A1A"/>
+                <w:sz w:val="19"/>
+                <w:szCs w:val="19"/>
+              </w:rPr>
+              <w:t xml:space="preserve">Woher holt die bestehende Erzeugung MaLo-ID, Zähler, IBAN, USt-Status, MaStR?</w:t>
+            </w:r>
+          </w:p>
+        </w:tc>
+        <w:tc>
+          <w:tcPr>
+            <w:tcW w:type="dxa" w:w="2000"/>
+            <w:tcMar>
+              <w:top w:type="dxa" w:w="70"/>
+              <w:left w:type="dxa" w:w="110"/>
+              <w:bottom w:type="dxa" w:w="70"/>
+              <w:right w:type="dxa" w:w="110"/>
+            </w:tcMar>
+          </w:tcPr>
+          <w:p>
+            <w:pPr>
+              <w:spacing w:after="0" w:line="260"/>
+            </w:pPr>
+            <w:r>
+              <w:rPr>
+                <w:rFonts w:ascii="Arial" w:cs="Arial" w:eastAsia="Arial" w:hAnsi="Arial"/>
+                <w:b w:val="false"/>
+                <w:bCs w:val="false"/>
+                <w:color w:val="1A1A1A"/>
+                <w:sz w:val="19"/>
+                <w:szCs w:val="19"/>
+              </w:rPr>
+              <w:t xml:space="preserve">IT-Betrieb</w:t>
+            </w:r>
+          </w:p>
+        </w:tc>
+        <w:tc>
+          <w:tcPr>
+            <w:tcW w:type="dxa" w:w="1738"/>
+            <w:tcMar>
+              <w:top w:type="dxa" w:w="70"/>
+              <w:left w:type="dxa" w:w="110"/>
+              <w:bottom w:type="dxa" w:w="70"/>
+              <w:right w:type="dxa" w:w="110"/>
+            </w:tcMar>
+          </w:tcPr>
+          <w:p>
+            <w:pPr>
+              <w:spacing w:after="0" w:line="260"/>
+            </w:pPr>
+            <w:r>
+              <w:rPr>
+                <w:rFonts w:ascii="Arial" w:cs="Arial" w:eastAsia="Arial" w:hAnsi="Arial"/>
+                <w:b w:val="false"/>
+                <w:bCs w:val="false"/>
+                <w:color w:val="1A1A1A"/>
+                <w:sz w:val="19"/>
+                <w:szCs w:val="19"/>
+              </w:rPr>
+              <w:t xml:space="preserve">offen</w:t>
+            </w:r>
+          </w:p>
+        </w:tc>
+      </w:tr>
+      <w:tr>
+        <w:tc>
+          <w:tcPr>
+            <w:tcW w:type="dxa" w:w="700"/>
+            <w:shd w:fill="F2F5F6" w:color="auto" w:val="clear"/>
+            <w:tcMar>
+              <w:top w:type="dxa" w:w="70"/>
+              <w:left w:type="dxa" w:w="110"/>
+              <w:bottom w:type="dxa" w:w="70"/>
+              <w:right w:type="dxa" w:w="110"/>
+            </w:tcMar>
+          </w:tcPr>
+          <w:p>
+            <w:pPr>
+              <w:spacing w:after="0" w:line="260"/>
+            </w:pPr>
+            <w:r>
+              <w:rPr>
+                <w:rFonts w:ascii="Arial" w:cs="Arial" w:eastAsia="Arial" w:hAnsi="Arial"/>
+                <w:b/>
+                <w:bCs/>
+                <w:color w:val="1A1A1A"/>
+                <w:sz w:val="19"/>
+                <w:szCs w:val="19"/>
+              </w:rPr>
+              <w:t xml:space="preserve">14</w:t>
+            </w:r>
+          </w:p>
+        </w:tc>
+        <w:tc>
+          <w:tcPr>
+            <w:tcW w:type="dxa" w:w="5200"/>
+            <w:shd w:fill="F2F5F6" w:color="auto" w:val="clear"/>
+            <w:tcMar>
+              <w:top w:type="dxa" w:w="70"/>
+              <w:left w:type="dxa" w:w="110"/>
+              <w:bottom w:type="dxa" w:w="70"/>
+              <w:right w:type="dxa" w:w="110"/>
+            </w:tcMar>
+          </w:tcPr>
+          <w:p>
+            <w:pPr>
+              <w:spacing w:after="0" w:line="260"/>
+            </w:pPr>
+            <w:r>
+              <w:rPr>
+                <w:rFonts w:ascii="Arial" w:cs="Arial" w:eastAsia="Arial" w:hAnsi="Arial"/>
+                <w:b w:val="false"/>
+                <w:bCs w:val="false"/>
+                <w:color w:val="1A1A1A"/>
+                <w:sz w:val="19"/>
+                <w:szCs w:val="19"/>
+              </w:rPr>
+              <w:t xml:space="preserve">Dauer des Parallelbetriebs und Kriterium für die Umschaltung</w:t>
+            </w:r>
+          </w:p>
+        </w:tc>
+        <w:tc>
+          <w:tcPr>
+            <w:tcW w:type="dxa" w:w="2000"/>
+            <w:shd w:fill="F2F5F6" w:color="auto" w:val="clear"/>
+            <w:tcMar>
+              <w:top w:type="dxa" w:w="70"/>
+              <w:left w:type="dxa" w:w="110"/>
+              <w:bottom w:type="dxa" w:w="70"/>
+              <w:right w:type="dxa" w:w="110"/>
+            </w:tcMar>
+          </w:tcPr>
+          <w:p>
+            <w:pPr>
+              <w:spacing w:after="0" w:line="260"/>
+            </w:pPr>
+            <w:r>
+              <w:rPr>
+                <w:rFonts w:ascii="Arial" w:cs="Arial" w:eastAsia="Arial" w:hAnsi="Arial"/>
+                <w:b w:val="false"/>
+                <w:bCs w:val="false"/>
+                <w:color w:val="1A1A1A"/>
+                <w:sz w:val="19"/>
+                <w:szCs w:val="19"/>
+              </w:rPr>
+              <w:t xml:space="preserve">Fachbereich + IT</w:t>
+            </w:r>
+          </w:p>
+        </w:tc>
+        <w:tc>
+          <w:tcPr>
+            <w:tcW w:type="dxa" w:w="1738"/>
+            <w:shd w:fill="F2F5F6" w:color="auto" w:val="clear"/>
+            <w:tcMar>
+              <w:top w:type="dxa" w:w="70"/>
+              <w:left w:type="dxa" w:w="110"/>
+              <w:bottom w:type="dxa" w:w="70"/>
+              <w:right w:type="dxa" w:w="110"/>
+            </w:tcMar>
+          </w:tcPr>
+          <w:p>
+            <w:pPr>
+              <w:spacing w:after="0" w:line="260"/>
+            </w:pPr>
+            <w:r>
+              <w:rPr>
+                <w:rFonts w:ascii="Arial" w:cs="Arial" w:eastAsia="Arial" w:hAnsi="Arial"/>
+                <w:b w:val="false"/>
+                <w:bCs w:val="false"/>
+                <w:color w:val="1A1A1A"/>
+                <w:sz w:val="19"/>
+                <w:szCs w:val="19"/>
+              </w:rPr>
+              <w:t xml:space="preserve">offen</w:t>
+            </w:r>
+          </w:p>
+        </w:tc>
+      </w:tr>
+      <w:tr>
+        <w:tc>
+          <w:tcPr>
+            <w:tcW w:type="dxa" w:w="700"/>
+            <w:tcMar>
+              <w:top w:type="dxa" w:w="70"/>
+              <w:left w:type="dxa" w:w="110"/>
+              <w:bottom w:type="dxa" w:w="70"/>
+              <w:right w:type="dxa" w:w="110"/>
+            </w:tcMar>
+          </w:tcPr>
+          <w:p>
+            <w:pPr>
+              <w:spacing w:after="0" w:line="260"/>
+            </w:pPr>
+            <w:r>
+              <w:rPr>
+                <w:rFonts w:ascii="Arial" w:cs="Arial" w:eastAsia="Arial" w:hAnsi="Arial"/>
+                <w:b/>
+                <w:bCs/>
+                <w:color w:val="1A1A1A"/>
+                <w:sz w:val="19"/>
+                <w:szCs w:val="19"/>
+              </w:rPr>
+              <w:t xml:space="preserve">15</w:t>
+            </w:r>
+          </w:p>
+        </w:tc>
+        <w:tc>
+          <w:tcPr>
+            <w:tcW w:type="dxa" w:w="5200"/>
+            <w:tcMar>
+              <w:top w:type="dxa" w:w="70"/>
+              <w:left w:type="dxa" w:w="110"/>
+              <w:bottom w:type="dxa" w:w="70"/>
+              <w:right w:type="dxa" w:w="110"/>
+            </w:tcMar>
+          </w:tcPr>
+          <w:p>
+            <w:pPr>
+              <w:spacing w:after="0" w:line="260"/>
+            </w:pPr>
+            <w:r>
+              <w:rPr>
+                <w:rFonts w:ascii="Arial" w:cs="Arial" w:eastAsia="Arial" w:hAnsi="Arial"/>
+                <w:b w:val="false"/>
+                <w:bCs w:val="false"/>
+                <w:color w:val="1A1A1A"/>
+                <w:sz w:val="19"/>
+                <w:szCs w:val="19"/>
+              </w:rPr>
+              <w:t xml:space="preserve">Bekannte Schwachstellen: welche werden mit abgelöst, welche später?</w:t>
             </w:r>
           </w:p>
         </w:tc>
@@ -10263,7 +11043,7 @@
           <w:sz w:val="21"/>
           <w:szCs w:val="21"/>
         </w:rPr>
-        <w:t xml:space="preserve">Eine produktive Original-CSV besorgen und die Kodierung feststellen </w:t>
+        <w:t xml:space="preserve">Zugang zum bestehenden Erzeugungscode klären </w:t>
       </w:r>
       <w:r>
         <w:rPr>
@@ -10272,7 +11052,7 @@
           <w:sz w:val="21"/>
           <w:szCs w:val="21"/>
         </w:rPr>
-        <w:t xml:space="preserve">— entscheidet die Werkzeugwahl</w:t>
+        <w:t xml:space="preserve">— liefert Mapping, Transformationen und Prüfregeln auf einmal</w:t>
       </w:r>
     </w:p>
     <w:p>
@@ -10293,7 +11073,7 @@
           <w:sz w:val="21"/>
           <w:szCs w:val="21"/>
         </w:rPr>
-        <w:t xml:space="preserve">Eine Stunde mit der Person, die die Datei heute erzeugt </w:t>
+        <w:t xml:space="preserve">Produktive Originaldateien beider Strecken beschaffen </w:t>
       </w:r>
       <w:r>
         <w:rPr>
@@ -10302,7 +11082,7 @@
           <w:sz w:val="21"/>
           <w:szCs w:val="21"/>
         </w:rPr>
-        <w:t xml:space="preserve">— liefert die Prüfregeln</w:t>
+        <w:t xml:space="preserve">— klärt die Kodierung und ist zugleich der Referenzsatz für die Abnahme</w:t>
       </w:r>
     </w:p>
     <w:p>
@@ -10317,11 +11097,41 @@
       <w:r>
         <w:rPr>
           <w:rFonts w:ascii="Arial" w:cs="Arial" w:eastAsia="Arial" w:hAnsi="Arial"/>
+          <w:b/>
+          <w:bCs/>
           <w:color w:val="1A1A1A"/>
           <w:sz w:val="21"/>
           <w:szCs w:val="21"/>
         </w:rPr>
-        <w:t xml:space="preserve">Erhebungsmappe an die SAP-Seite geben, Rücklauffrist vereinbaren</w:t>
+        <w:t xml:space="preserve">Abschalttermin des Altportals erfragen </w:t>
+      </w:r>
+      <w:r>
+        <w:rPr>
+          <w:rFonts w:ascii="Arial" w:cs="Arial" w:eastAsia="Arial" w:hAnsi="Arial"/>
+          <w:color w:val="1A1A1A"/>
+          <w:sz w:val="21"/>
+          <w:szCs w:val="21"/>
+        </w:rPr>
+        <w:t xml:space="preserve">— setzt den Rahmen für die gesamte Planung</w:t>
+      </w:r>
+    </w:p>
+    <w:p>
+      <w:pPr>
+        <w:pStyle w:val="ListParagraph"/>
+        <w:numPr>
+          <w:ilvl w:val="0"/>
+          <w:numId w:val="2"/>
+        </w:numPr>
+        <w:spacing w:after="80" w:line="280"/>
+      </w:pPr>
+      <w:r>
+        <w:rPr>
+          <w:rFonts w:ascii="Arial" w:cs="Arial" w:eastAsia="Arial" w:hAnsi="Arial"/>
+          <w:color w:val="1A1A1A"/>
+          <w:sz w:val="21"/>
+          <w:szCs w:val="21"/>
+        </w:rPr>
+        <w:t xml:space="preserve">Klären, ob § 14a und Einspeiser gemeinsam behandelt werden können</w:t>
       </w:r>
     </w:p>
     <w:p>
@@ -11712,7 +12522,7 @@
         <w:sz w:val="16"/>
         <w:szCs w:val="16"/>
       </w:rPr>
-      <w:t xml:space="preserve">SK-001 · Einspeiseanlagen aus epilot nach SAP · Entwurf 0.5</w:t>
+      <w:t xml:space="preserve">SK-001 · Einspeiseanlagen aus epilot nach SAP · Entwurf 0.6</w:t>
     </w:r>
   </w:p>
 </w:hdr>
